--- a/eng/docx/36.content.docx
+++ b/eng/docx/36.content.docx
@@ -150,26 +150,6 @@
           <w:lang w:val="en_US" w:bidi="en_US"/>
         </w:rPr>
         <w:t>ZEP</w:t>
-      </w:r>
-      <w:r>
-        <w:rPr>
-          <w:lang w:val="en_US" w:bidi="en_US"/>
-        </w:rPr>
-      </w:r>
-    </w:p>
-    <w:p>
-      <w:pPr/>
-      <w:r>
-        <w:rPr>
-          <w:lang w:val="en_US" w:bidi="en_US"/>
-        </w:rPr>
-      </w:r>
-      <w:r>
-        <w:rPr>
-          <w:i/>
-          <w:lang w:val="en_US" w:bidi="en_US"/>
-        </w:rPr>
-        <w:t>Zephaniah</w:t>
       </w:r>
       <w:r>
         <w:rPr>

--- a/eng/docx/36.content.docx
+++ b/eng/docx/36.content.docx
@@ -19,7 +19,7 @@
         <w:rPr>
           <w:lang w:val="en_US" w:bidi="en_US"/>
         </w:rPr>
-        <w:t>Resource: Study Notes - Book Intro Summaries (Tyndale)</w:t>
+        <w:t>Resource: Tyndale Open Study Notes</w:t>
       </w:r>
       <w:r>
         <w:rPr>
@@ -112,7 +112,7 @@
         <w:rPr>
           <w:lang w:val="en_US" w:bidi="en_US"/>
         </w:rPr>
-        <w:t>Study Notes - Book Intro Summaries (Tyndale)</w:t>
+        <w:t>Tyndale Open Study Notes</w:t>
       </w:r>
     </w:p>
     <w:p>

--- a/eng/docx/36.content.docx
+++ b/eng/docx/36.content.docx
@@ -221,7 +221,26 @@
       </w:r>
     </w:p>
     <w:p>
-      <w:pPr/>
+      <w:pPr>
+        <w:pStyle w:val="Heading3"/>
+      </w:pPr>
+      <w:r>
+        <w:rPr>
+          <w:lang w:val="en_US" w:bidi="en_US"/>
+        </w:rPr>
+        <w:t>Purpose</w:t>
+      </w:r>
+    </w:p>
+    <w:p>
+      <w:pPr>
+        <w:pStyle w:val="ListNumber"/>
+        <w:numPr>
+          <w:ilvl w:val="0"/>
+          <w:numId w:val="14"/>
+        </w:numPr>
+        <w:spacing w:line="240" w:lineRule="auto"/>
+        <w:ind w:left="720"/>
+      </w:pPr>
       <w:r>
         <w:rPr>
           <w:lang w:val="en_US" w:bidi="en_US"/>
@@ -231,40 +250,7 @@
         <w:rPr>
           <w:lang w:val="en_US" w:bidi="en_US"/>
         </w:rPr>
-        <w:t>The Book of Zephaniah</w:t>
-      </w:r>
-    </w:p>
-    <w:p>
-      <w:pPr>
-        <w:pStyle w:val="Heading3"/>
-      </w:pPr>
-      <w:r>
-        <w:rPr>
-          <w:lang w:val="en_US" w:bidi="en_US"/>
-        </w:rPr>
-        <w:t>Purpose</w:t>
-      </w:r>
-    </w:p>
-    <w:p>
-      <w:pPr>
-        <w:pStyle w:val="ListNumber"/>
-        <w:numPr>
-          <w:ilvl w:val="0"/>
-          <w:numId w:val="14"/>
-        </w:numPr>
-        <w:spacing w:line="240" w:lineRule="auto"/>
-        <w:ind w:left="720"/>
-      </w:pPr>
-      <w:r>
-        <w:rPr>
-          <w:lang w:val="en_US" w:bidi="en_US"/>
-        </w:rPr>
-      </w:r>
-      <w:r>
-        <w:rPr>
-          <w:lang w:val="en_US" w:bidi="en_US"/>
-        </w:rPr>
-        <w:t>To warn of the coming “day of the Lord” (a time in which God actively intervenes in history, primarily for judgment)</w:t>
+        <w:t>To warn of the coming day of the Lord (a time in which God actively intervenes in history, primarily for judgment)</w:t>
       </w:r>
     </w:p>
     <w:p>

--- a/eng/docx/36.content.docx
+++ b/eng/docx/36.content.docx
@@ -19,7 +19,7 @@
         <w:rPr>
           <w:lang w:val="en_US" w:bidi="en_US"/>
         </w:rPr>
-        <w:t>Resource: Tyndale Open Study Notes</w:t>
+        <w:t>Resource: Aquifer Open Study Notes (Book Intro Summaries)</w:t>
       </w:r>
       <w:r>
         <w:rPr>
@@ -112,7 +112,7 @@
         <w:rPr>
           <w:lang w:val="en_US" w:bidi="en_US"/>
         </w:rPr>
-        <w:t>Tyndale Open Study Notes</w:t>
+        <w:t>Aquifer Open Study Notes (Book Intro Summaries)</w:t>
       </w:r>
     </w:p>
     <w:p>
